--- a/templates/WHATSAPP/TEMPLATE WHATSAPP PYTHON.docx
+++ b/templates/WHATSAPP/TEMPLATE WHATSAPP PYTHON.docx
@@ -4,79 +4,37 @@
   <w:body>
     <w:p>
       <w:r>
-        <w:t>AKTIVITI : *CBM 11</w:t>
-      </w:r>
-      <w:r>
-        <w:t>k</w:t>
-      </w:r>
-      <w:r>
-        <w:t>V*</w:t>
-      </w:r>
-    </w:p>
-    <w:p>
-      <w:r>
-        <w:t>TARIKH : *</w:t>
-      </w:r>
-      <w:r>
-        <w:t>{{</w:t>
-      </w:r>
-      <w:r>
-        <w:t>date</w:t>
-      </w:r>
-      <w:r>
-        <w:t>}}</w:t>
-      </w:r>
-      <w:r>
-        <w:t>*</w:t>
-      </w:r>
-    </w:p>
-    <w:p>
-      <w:r>
-        <w:t>VENDOR : *</w:t>
-      </w:r>
-      <w:r>
-        <w:t>EET ENGINEERING SERVICES SDN BHD</w:t>
-      </w:r>
-      <w:r>
-        <w:t>*</w:t>
-      </w:r>
-    </w:p>
-    <w:p>
-      <w:r>
-        <w:t>STATION : *</w:t>
-      </w:r>
-      <w:r>
-        <w:t>{{</w:t>
-      </w:r>
-      <w:r>
-        <w:t>station</w:t>
-      </w:r>
-      <w:r>
-        <w:t>}}</w:t>
-      </w:r>
-      <w:r>
-        <w:t>*</w:t>
-      </w:r>
-    </w:p>
-    <w:p>
-      <w:r>
-        <w:t>PENYELIA : *</w:t>
-      </w:r>
-      <w:r>
-        <w:t>AZZAD</w:t>
-      </w:r>
-      <w:r>
-        <w:t>*</w:t>
-      </w:r>
-    </w:p>
-    <w:p>
-      <w:r>
-        <w:t>{% for item in items %}</w:t>
-      </w:r>
-    </w:p>
-    <w:p>
-      <w:r>
-        <w:t>{{loop.index}}. {{item.name}}</w:t>
+        <w:t>AKTIVITI : *{{activity}}*</w:t>
+      </w:r>
+    </w:p>
+    <w:p>
+      <w:r>
+        <w:t>TARIKH : *{{date}}*</w:t>
+      </w:r>
+    </w:p>
+    <w:p>
+      <w:r>
+        <w:t>VENDOR : *EET ENGINEERING SERVICES SDN BHD*</w:t>
+      </w:r>
+    </w:p>
+    <w:p>
+      <w:r>
+        <w:t>STATION : *{{station}}*</w:t>
+      </w:r>
+    </w:p>
+    <w:p>
+      <w:r>
+        <w:t>PENYELIA : *{{penyelia}}*</w:t>
+      </w:r>
+    </w:p>
+    <w:p>
+      <w:r>
+        <w:t>{% for item in items %}{% if item.station_header %}*{{item.station_header}}*</w:t>
+      </w:r>
+    </w:p>
+    <w:p>
+      <w:r>
+        <w:t>{% endif %}{{loop.index}}. {{item.name}}</w:t>
       </w:r>
     </w:p>
     <w:p>
@@ -106,7 +64,7 @@
           <w:rPr>
             <w:rStyle w:val="Hyperlink"/>
           </w:rPr>
-          <w:t>https://mytnb-my.sharepoint.com/:f:/r/personal/sbumdiagnostictimur_tnb_com_my/Documents/SBUM%20DIAGNOSTIC%20EAST/CBM%20SS/ACTIVITY%20CBA%2011kV/PAHANG/REPORT%20CBA%20SUBSTATION?csf=1&amp;web=1&amp;e=SR9cCq</w:t>
+          <w:t>{{link_laporan}}</w:t>
         </w:r>
       </w:hyperlink>
     </w:p>
@@ -122,7 +80,7 @@
           <w:rPr>
             <w:rStyle w:val="Hyperlink"/>
           </w:rPr>
-          <w:t>https://mytnb-my.sharepoint.com/:f:/r/personal/sbumdiagnostictimur_tnb_com_my/Documents/SBUM%20DIAGNOSTIC%20EAST/CBM%20SS/ACTIVITY%20CBA%2011kV/PAHANG/ENGR?csf=1&amp;web=1&amp;e=x085wi</w:t>
+          <w:t>{{link_engr}}</w:t>
         </w:r>
       </w:hyperlink>
     </w:p>
